--- a/server/templates/bank-payment/Templategtex.docx
+++ b/server/templates/bank-payment/Templategtex.docx
@@ -58,7 +58,23 @@
           <w:b/>
           <w:color w:val="000000"/>
         </w:rPr>
-        <w:t xml:space="preserve">Laghu Udhyog </w:t>
+        <w:t xml:space="preserve">Laghu </w:t>
+      </w:r>
+      <w:proofErr w:type="spellStart"/>
+      <w:r>
+        <w:rPr>
+          <w:b/>
+          <w:color w:val="000000"/>
+        </w:rPr>
+        <w:t>Udhyog</w:t>
+      </w:r>
+      <w:proofErr w:type="spellEnd"/>
+      <w:r>
+        <w:rPr>
+          <w:b/>
+          <w:color w:val="000000"/>
+        </w:rPr>
+        <w:t xml:space="preserve"> </w:t>
       </w:r>
       <w:r>
         <w:rPr>
@@ -344,7 +360,27 @@
                 <w:sz w:val="20"/>
                 <w:szCs w:val="20"/>
               </w:rPr>
-              <w:t>{ currency_and_amount }</w:t>
+              <w:t xml:space="preserve">{ </w:t>
+            </w:r>
+            <w:proofErr w:type="spellStart"/>
+            <w:r>
+              <w:rPr>
+                <w:b/>
+                <w:color w:val="000000"/>
+                <w:sz w:val="20"/>
+                <w:szCs w:val="20"/>
+              </w:rPr>
+              <w:t>currency_and_amount</w:t>
+            </w:r>
+            <w:proofErr w:type="spellEnd"/>
+            <w:r>
+              <w:rPr>
+                <w:b/>
+                <w:color w:val="000000"/>
+                <w:sz w:val="20"/>
+                <w:szCs w:val="20"/>
+              </w:rPr>
+              <w:t xml:space="preserve"> }</w:t>
             </w:r>
           </w:p>
         </w:tc>
@@ -524,7 +560,29 @@
                 <w:szCs w:val="20"/>
                 <w:lang w:val="en-IN"/>
               </w:rPr>
-              <w:t>{ beneficiary_name }</w:t>
+              <w:t xml:space="preserve">{ </w:t>
+            </w:r>
+            <w:proofErr w:type="spellStart"/>
+            <w:r>
+              <w:rPr>
+                <w:b/>
+                <w:color w:val="000000"/>
+                <w:sz w:val="20"/>
+                <w:szCs w:val="20"/>
+                <w:lang w:val="en-IN"/>
+              </w:rPr>
+              <w:t>beneficiary_name</w:t>
+            </w:r>
+            <w:proofErr w:type="spellEnd"/>
+            <w:r>
+              <w:rPr>
+                <w:b/>
+                <w:color w:val="000000"/>
+                <w:sz w:val="20"/>
+                <w:szCs w:val="20"/>
+                <w:lang w:val="en-IN"/>
+              </w:rPr>
+              <w:t xml:space="preserve"> }</w:t>
             </w:r>
           </w:p>
         </w:tc>
@@ -615,7 +673,29 @@
                 <w:szCs w:val="20"/>
                 <w:lang w:val="en-IN"/>
               </w:rPr>
-              <w:t>{ beneficiary_address }</w:t>
+              <w:t xml:space="preserve">{ </w:t>
+            </w:r>
+            <w:proofErr w:type="spellStart"/>
+            <w:r>
+              <w:rPr>
+                <w:b/>
+                <w:color w:val="000000"/>
+                <w:sz w:val="20"/>
+                <w:szCs w:val="20"/>
+                <w:lang w:val="en-IN"/>
+              </w:rPr>
+              <w:t>beneficiary_address</w:t>
+            </w:r>
+            <w:proofErr w:type="spellEnd"/>
+            <w:r>
+              <w:rPr>
+                <w:b/>
+                <w:color w:val="000000"/>
+                <w:sz w:val="20"/>
+                <w:szCs w:val="20"/>
+                <w:lang w:val="en-IN"/>
+              </w:rPr>
+              <w:t xml:space="preserve"> }</w:t>
             </w:r>
           </w:p>
           <w:p>
@@ -714,7 +794,29 @@
                 <w:szCs w:val="20"/>
                 <w:lang w:val="en-IN"/>
               </w:rPr>
-              <w:t>{ beneficiary_country }</w:t>
+              <w:t xml:space="preserve">{ </w:t>
+            </w:r>
+            <w:proofErr w:type="spellStart"/>
+            <w:r>
+              <w:rPr>
+                <w:b/>
+                <w:color w:val="000000"/>
+                <w:sz w:val="20"/>
+                <w:szCs w:val="20"/>
+                <w:lang w:val="en-IN"/>
+              </w:rPr>
+              <w:t>beneficiary_country</w:t>
+            </w:r>
+            <w:proofErr w:type="spellEnd"/>
+            <w:r>
+              <w:rPr>
+                <w:b/>
+                <w:color w:val="000000"/>
+                <w:sz w:val="20"/>
+                <w:szCs w:val="20"/>
+                <w:lang w:val="en-IN"/>
+              </w:rPr>
+              <w:t xml:space="preserve"> }</w:t>
             </w:r>
           </w:p>
           <w:p>
@@ -811,7 +913,27 @@
                 <w:sz w:val="20"/>
                 <w:szCs w:val="20"/>
               </w:rPr>
-              <w:t>{ iban }</w:t>
+              <w:t xml:space="preserve">{ </w:t>
+            </w:r>
+            <w:proofErr w:type="spellStart"/>
+            <w:r>
+              <w:rPr>
+                <w:b/>
+                <w:color w:val="000000"/>
+                <w:sz w:val="20"/>
+                <w:szCs w:val="20"/>
+              </w:rPr>
+              <w:t>iban</w:t>
+            </w:r>
+            <w:proofErr w:type="spellEnd"/>
+            <w:r>
+              <w:rPr>
+                <w:b/>
+                <w:color w:val="000000"/>
+                <w:sz w:val="20"/>
+                <w:szCs w:val="20"/>
+              </w:rPr>
+              <w:t xml:space="preserve"> }</w:t>
             </w:r>
           </w:p>
         </w:tc>
@@ -899,7 +1021,29 @@
                 <w:szCs w:val="20"/>
                 <w:lang w:val="en-IN"/>
               </w:rPr>
-              <w:t>{ beneficiary_account }</w:t>
+              <w:t xml:space="preserve">{ </w:t>
+            </w:r>
+            <w:proofErr w:type="spellStart"/>
+            <w:r>
+              <w:rPr>
+                <w:b/>
+                <w:color w:val="000000"/>
+                <w:sz w:val="20"/>
+                <w:szCs w:val="20"/>
+                <w:lang w:val="en-IN"/>
+              </w:rPr>
+              <w:t>beneficiary_account</w:t>
+            </w:r>
+            <w:proofErr w:type="spellEnd"/>
+            <w:r>
+              <w:rPr>
+                <w:b/>
+                <w:color w:val="000000"/>
+                <w:sz w:val="20"/>
+                <w:szCs w:val="20"/>
+                <w:lang w:val="en-IN"/>
+              </w:rPr>
+              <w:t xml:space="preserve"> }</w:t>
             </w:r>
           </w:p>
         </w:tc>
@@ -987,7 +1131,25 @@
                 <w:sz w:val="20"/>
                 <w:lang w:val="en-IN"/>
               </w:rPr>
-              <w:t>{ bank_swift }</w:t>
+              <w:t xml:space="preserve">{ </w:t>
+            </w:r>
+            <w:proofErr w:type="spellStart"/>
+            <w:r>
+              <w:rPr>
+                <w:b/>
+                <w:sz w:val="20"/>
+                <w:lang w:val="en-IN"/>
+              </w:rPr>
+              <w:t>bank_swift</w:t>
+            </w:r>
+            <w:proofErr w:type="spellEnd"/>
+            <w:r>
+              <w:rPr>
+                <w:b/>
+                <w:sz w:val="20"/>
+                <w:lang w:val="en-IN"/>
+              </w:rPr>
+              <w:t xml:space="preserve"> }</w:t>
             </w:r>
           </w:p>
         </w:tc>
@@ -1066,7 +1228,23 @@
                 <w:b/>
                 <w:sz w:val="20"/>
               </w:rPr>
-              <w:t>{ bank_name }</w:t>
+              <w:t xml:space="preserve">{ </w:t>
+            </w:r>
+            <w:proofErr w:type="spellStart"/>
+            <w:r>
+              <w:rPr>
+                <w:b/>
+                <w:sz w:val="20"/>
+              </w:rPr>
+              <w:t>bank_name</w:t>
+            </w:r>
+            <w:proofErr w:type="spellEnd"/>
+            <w:r>
+              <w:rPr>
+                <w:b/>
+                <w:sz w:val="20"/>
+              </w:rPr>
+              <w:t xml:space="preserve"> }</w:t>
             </w:r>
           </w:p>
         </w:tc>
@@ -1145,7 +1323,15 @@
                 <w:b/>
                 <w:sz w:val="20"/>
               </w:rPr>
-              <w:t>{ bank_</w:t>
+              <w:t xml:space="preserve">{ </w:t>
+            </w:r>
+            <w:proofErr w:type="spellStart"/>
+            <w:r>
+              <w:rPr>
+                <w:b/>
+                <w:sz w:val="20"/>
+              </w:rPr>
+              <w:t>bank_</w:t>
             </w:r>
             <w:r>
               <w:rPr>
@@ -1154,6 +1340,7 @@
               </w:rPr>
               <w:t>address</w:t>
             </w:r>
+            <w:proofErr w:type="spellEnd"/>
             <w:r>
               <w:rPr>
                 <w:b/>
@@ -1240,7 +1427,25 @@
                 <w:sz w:val="20"/>
                 <w:lang w:val="en-IN"/>
               </w:rPr>
-              <w:t>{ beneficiary_country }</w:t>
+              <w:t xml:space="preserve">{ </w:t>
+            </w:r>
+            <w:proofErr w:type="spellStart"/>
+            <w:r>
+              <w:rPr>
+                <w:b/>
+                <w:sz w:val="20"/>
+                <w:lang w:val="en-IN"/>
+              </w:rPr>
+              <w:t>beneficiary_country</w:t>
+            </w:r>
+            <w:proofErr w:type="spellEnd"/>
+            <w:r>
+              <w:rPr>
+                <w:b/>
+                <w:sz w:val="20"/>
+                <w:lang w:val="en-IN"/>
+              </w:rPr>
+              <w:t xml:space="preserve"> }</w:t>
             </w:r>
           </w:p>
         </w:tc>
@@ -1351,7 +1556,23 @@
                 <w:b/>
                 <w:sz w:val="20"/>
               </w:rPr>
-              <w:t>{ intermediary_bank_swift }</w:t>
+              <w:t xml:space="preserve">{ </w:t>
+            </w:r>
+            <w:proofErr w:type="spellStart"/>
+            <w:r>
+              <w:rPr>
+                <w:b/>
+                <w:sz w:val="20"/>
+              </w:rPr>
+              <w:t>intermediary_bank_swift</w:t>
+            </w:r>
+            <w:proofErr w:type="spellEnd"/>
+            <w:r>
+              <w:rPr>
+                <w:b/>
+                <w:sz w:val="20"/>
+              </w:rPr>
+              <w:t xml:space="preserve"> }</w:t>
             </w:r>
           </w:p>
         </w:tc>
@@ -1430,7 +1651,23 @@
                 <w:b/>
                 <w:sz w:val="20"/>
               </w:rPr>
-              <w:t>{ intermediary_bank_name }</w:t>
+              <w:t xml:space="preserve">{ </w:t>
+            </w:r>
+            <w:proofErr w:type="spellStart"/>
+            <w:r>
+              <w:rPr>
+                <w:b/>
+                <w:sz w:val="20"/>
+              </w:rPr>
+              <w:t>intermediary_bank_name</w:t>
+            </w:r>
+            <w:proofErr w:type="spellEnd"/>
+            <w:r>
+              <w:rPr>
+                <w:b/>
+                <w:sz w:val="20"/>
+              </w:rPr>
+              <w:t xml:space="preserve"> }</w:t>
             </w:r>
           </w:p>
         </w:tc>
@@ -1509,7 +1746,23 @@
                 <w:b/>
                 <w:sz w:val="20"/>
               </w:rPr>
-              <w:t>{ intermediary_bank_address }</w:t>
+              <w:t xml:space="preserve">{ </w:t>
+            </w:r>
+            <w:proofErr w:type="spellStart"/>
+            <w:r>
+              <w:rPr>
+                <w:b/>
+                <w:sz w:val="20"/>
+              </w:rPr>
+              <w:t>intermediary_bank_address</w:t>
+            </w:r>
+            <w:proofErr w:type="spellEnd"/>
+            <w:r>
+              <w:rPr>
+                <w:b/>
+                <w:sz w:val="20"/>
+              </w:rPr>
+              <w:t xml:space="preserve"> }</w:t>
             </w:r>
           </w:p>
         </w:tc>
@@ -1660,7 +1913,23 @@
                 <w:b/>
                 <w:sz w:val="20"/>
               </w:rPr>
-              <w:t>{ intermediary_bank_country }</w:t>
+              <w:t xml:space="preserve">{ </w:t>
+            </w:r>
+            <w:proofErr w:type="spellStart"/>
+            <w:r>
+              <w:rPr>
+                <w:b/>
+                <w:sz w:val="20"/>
+              </w:rPr>
+              <w:t>intermediary_bank_country</w:t>
+            </w:r>
+            <w:proofErr w:type="spellEnd"/>
+            <w:r>
+              <w:rPr>
+                <w:b/>
+                <w:sz w:val="20"/>
+              </w:rPr>
+              <w:t xml:space="preserve"> }</w:t>
             </w:r>
           </w:p>
         </w:tc>
@@ -1935,7 +2204,23 @@
                 <w:b/>
                 <w:sz w:val="20"/>
               </w:rPr>
-              <w:t>{ port_loading }</w:t>
+              <w:t xml:space="preserve">{ </w:t>
+            </w:r>
+            <w:proofErr w:type="spellStart"/>
+            <w:r>
+              <w:rPr>
+                <w:b/>
+                <w:sz w:val="20"/>
+              </w:rPr>
+              <w:t>port_loading</w:t>
+            </w:r>
+            <w:proofErr w:type="spellEnd"/>
+            <w:r>
+              <w:rPr>
+                <w:b/>
+                <w:sz w:val="20"/>
+              </w:rPr>
+              <w:t xml:space="preserve"> }</w:t>
             </w:r>
           </w:p>
         </w:tc>
@@ -1993,7 +2278,23 @@
                 <w:b/>
                 <w:sz w:val="20"/>
               </w:rPr>
-              <w:t>{ port_discharge }</w:t>
+              <w:t xml:space="preserve">{ </w:t>
+            </w:r>
+            <w:proofErr w:type="spellStart"/>
+            <w:r>
+              <w:rPr>
+                <w:b/>
+                <w:sz w:val="20"/>
+              </w:rPr>
+              <w:t>port_discharge</w:t>
+            </w:r>
+            <w:proofErr w:type="spellEnd"/>
+            <w:r>
+              <w:rPr>
+                <w:b/>
+                <w:sz w:val="20"/>
+              </w:rPr>
+              <w:t xml:space="preserve"> }</w:t>
             </w:r>
           </w:p>
         </w:tc>
@@ -2051,7 +2352,23 @@
                 <w:b/>
                 <w:sz w:val="20"/>
               </w:rPr>
-              <w:t>{ hsn_code }</w:t>
+              <w:t xml:space="preserve">{ </w:t>
+            </w:r>
+            <w:proofErr w:type="spellStart"/>
+            <w:r>
+              <w:rPr>
+                <w:b/>
+                <w:sz w:val="20"/>
+              </w:rPr>
+              <w:t>hsn_code</w:t>
+            </w:r>
+            <w:proofErr w:type="spellEnd"/>
+            <w:r>
+              <w:rPr>
+                <w:b/>
+                <w:sz w:val="20"/>
+              </w:rPr>
+              <w:t xml:space="preserve"> }</w:t>
             </w:r>
           </w:p>
         </w:tc>
@@ -2175,7 +2492,25 @@
                 <w:sz w:val="20"/>
                 <w:szCs w:val="20"/>
               </w:rPr>
-              <w:t>{ document_list }</w:t>
+              <w:t xml:space="preserve">{ </w:t>
+            </w:r>
+            <w:proofErr w:type="spellStart"/>
+            <w:r>
+              <w:rPr>
+                <w:b/>
+                <w:sz w:val="20"/>
+                <w:szCs w:val="20"/>
+              </w:rPr>
+              <w:t>document_list</w:t>
+            </w:r>
+            <w:proofErr w:type="spellEnd"/>
+            <w:r>
+              <w:rPr>
+                <w:b/>
+                <w:sz w:val="20"/>
+                <w:szCs w:val="20"/>
+              </w:rPr>
+              <w:t xml:space="preserve"> }</w:t>
             </w:r>
           </w:p>
         </w:tc>
@@ -2524,7 +2859,23 @@
           <w:b/>
           <w:color w:val="000000"/>
         </w:rPr>
-        <w:t>The remittance is made direct to the supplier. In the event of non import of goods the amount of advance remittance will be repatriated to India.</w:t>
+        <w:t xml:space="preserve">The remittance is made direct to the supplier. In the event of </w:t>
+      </w:r>
+      <w:proofErr w:type="spellStart"/>
+      <w:r>
+        <w:rPr>
+          <w:b/>
+          <w:color w:val="000000"/>
+        </w:rPr>
+        <w:t>non import</w:t>
+      </w:r>
+      <w:proofErr w:type="spellEnd"/>
+      <w:r>
+        <w:rPr>
+          <w:b/>
+          <w:color w:val="000000"/>
+        </w:rPr>
+        <w:t xml:space="preserve"> of goods the amount of advance remittance will be repatriated to India.</w:t>
       </w:r>
     </w:p>
     <w:p>
@@ -2545,7 +2896,23 @@
           <w:b/>
           <w:color w:val="000000"/>
         </w:rPr>
-        <w:t>We request you to effect the above mentioned remittance through Swift/mail/postal service/telegraph/ cable/otherwise entirely at our risk and responsibility and on the damage arising or resulting from delay in transmission, delivery or non delivery of the relative message/instrument and delay in payment/nonpayment to the beneficiary concerned or for any mistake,</w:t>
+        <w:t xml:space="preserve">We request you to effect the above mentioned remittance through Swift/mail/postal service/telegraph/ cable/otherwise entirely at our risk and responsibility and on the damage arising or resulting from delay in transmission, delivery or </w:t>
+      </w:r>
+      <w:proofErr w:type="spellStart"/>
+      <w:r>
+        <w:rPr>
+          <w:b/>
+          <w:color w:val="000000"/>
+        </w:rPr>
+        <w:t>non delivery</w:t>
+      </w:r>
+      <w:proofErr w:type="spellEnd"/>
+      <w:r>
+        <w:rPr>
+          <w:b/>
+          <w:color w:val="000000"/>
+        </w:rPr>
+        <w:t xml:space="preserve"> of the relative message/instrument and delay in payment/nonpayment to the beneficiary concerned or for any mistake,</w:t>
       </w:r>
       <w:r>
         <w:rPr>
@@ -3093,37 +3460,39 @@
           <w:sz w:val="26"/>
           <w:szCs w:val="26"/>
         </w:rPr>
-        <w:t>{ goods_desc }</w:t>
-      </w:r>
-    </w:p>
-    <w:p>
-      <w:pPr>
-        <w:jc w:val="both"/>
+        <w:t xml:space="preserve">{ </w:t>
+      </w:r>
+      <w:proofErr w:type="spellStart"/>
+      <w:r>
         <w:rPr>
           <w:sz w:val="26"/>
           <w:szCs w:val="26"/>
         </w:rPr>
-      </w:pPr>
+        <w:t>goods_desc</w:t>
+      </w:r>
+      <w:proofErr w:type="spellEnd"/>
       <w:r>
         <w:rPr>
           <w:sz w:val="26"/>
           <w:szCs w:val="26"/>
         </w:rPr>
-        <w:t>Transactions Bank Ref</w:t>
-      </w:r>
-      <w:r>
+        <w:t xml:space="preserve"> }</w:t>
+      </w:r>
+    </w:p>
+    <w:p>
+      <w:pPr>
+        <w:jc w:val="both"/>
         <w:rPr>
           <w:sz w:val="26"/>
           <w:szCs w:val="26"/>
         </w:rPr>
-        <w:tab/>
-      </w:r>
+      </w:pPr>
       <w:r>
         <w:rPr>
           <w:sz w:val="26"/>
           <w:szCs w:val="26"/>
         </w:rPr>
-        <w:tab/>
+        <w:t>Transactions Bank Ref</w:t>
       </w:r>
       <w:r>
         <w:rPr>
@@ -3131,7 +3500,6 @@
           <w:szCs w:val="26"/>
         </w:rPr>
         <w:tab/>
-        <w:t xml:space="preserve"> </w:t>
       </w:r>
       <w:r>
         <w:rPr>
@@ -3139,45 +3507,46 @@
           <w:szCs w:val="26"/>
         </w:rPr>
         <w:tab/>
-        <w:t>: -----</w:t>
-      </w:r>
-    </w:p>
-    <w:p>
-      <w:pPr>
-        <w:jc w:val="both"/>
+      </w:r>
+      <w:r>
         <w:rPr>
           <w:sz w:val="26"/>
           <w:szCs w:val="26"/>
         </w:rPr>
-      </w:pPr>
+        <w:tab/>
+        <w:t xml:space="preserve"> </w:t>
+      </w:r>
       <w:r>
         <w:rPr>
           <w:sz w:val="26"/>
           <w:szCs w:val="26"/>
         </w:rPr>
-        <w:t xml:space="preserve">Amount of Foreign Exchange to be released </w:t>
-      </w:r>
-      <w:r>
+        <w:tab/>
+        <w:t>: -----</w:t>
+      </w:r>
+    </w:p>
+    <w:p>
+      <w:pPr>
+        <w:jc w:val="both"/>
         <w:rPr>
           <w:sz w:val="26"/>
           <w:szCs w:val="26"/>
         </w:rPr>
-        <w:tab/>
-        <w:t xml:space="preserve">: </w:t>
-      </w:r>
+      </w:pPr>
       <w:r>
         <w:rPr>
           <w:sz w:val="26"/>
           <w:szCs w:val="26"/>
         </w:rPr>
-        <w:t xml:space="preserve"> </w:t>
+        <w:t xml:space="preserve">Amount of Foreign Exchange to be released </w:t>
       </w:r>
       <w:r>
         <w:rPr>
           <w:sz w:val="26"/>
           <w:szCs w:val="26"/>
         </w:rPr>
-        <w:t>{ currency_and_amount }</w:t>
+        <w:tab/>
+        <w:t xml:space="preserve">: </w:t>
       </w:r>
       <w:r>
         <w:rPr>
@@ -3186,54 +3555,100 @@
         </w:rPr>
         <w:t xml:space="preserve"> </w:t>
       </w:r>
-    </w:p>
-    <w:p>
-      <w:pPr>
-        <w:jc w:val="both"/>
+      <w:r>
         <w:rPr>
           <w:sz w:val="26"/>
           <w:szCs w:val="26"/>
         </w:rPr>
-      </w:pPr>
-    </w:p>
-    <w:p>
-      <w:pPr>
-        <w:jc w:val="both"/>
+        <w:t xml:space="preserve">{ </w:t>
+      </w:r>
+      <w:proofErr w:type="spellStart"/>
+      <w:r>
         <w:rPr>
           <w:sz w:val="26"/>
           <w:szCs w:val="26"/>
         </w:rPr>
-      </w:pPr>
+        <w:t>currency_and_amount</w:t>
+      </w:r>
+      <w:proofErr w:type="spellEnd"/>
       <w:r>
         <w:rPr>
           <w:sz w:val="26"/>
           <w:szCs w:val="26"/>
         </w:rPr>
-        <w:t>Beneficiar</w:t>
+        <w:t xml:space="preserve"> }</w:t>
       </w:r>
       <w:r>
         <w:rPr>
           <w:sz w:val="26"/>
           <w:szCs w:val="26"/>
         </w:rPr>
-        <w:t>y</w:t>
-      </w:r>
-      <w:r>
+        <w:t xml:space="preserve"> </w:t>
+      </w:r>
+    </w:p>
+    <w:p>
+      <w:pPr>
+        <w:jc w:val="both"/>
         <w:rPr>
           <w:sz w:val="26"/>
           <w:szCs w:val="26"/>
         </w:rPr>
-        <w:t>:</w:t>
-      </w:r>
-      <w:r>
-        <w:t xml:space="preserve"> </w:t>
-      </w:r>
-      <w:r>
+      </w:pPr>
+    </w:p>
+    <w:p>
+      <w:pPr>
+        <w:jc w:val="both"/>
         <w:rPr>
           <w:sz w:val="26"/>
           <w:szCs w:val="26"/>
         </w:rPr>
-        <w:t>{ beneficiary_name }</w:t>
+      </w:pPr>
+      <w:r>
+        <w:rPr>
+          <w:sz w:val="26"/>
+          <w:szCs w:val="26"/>
+        </w:rPr>
+        <w:t>Beneficiar</w:t>
+      </w:r>
+      <w:r>
+        <w:rPr>
+          <w:sz w:val="26"/>
+          <w:szCs w:val="26"/>
+        </w:rPr>
+        <w:t>y</w:t>
+      </w:r>
+      <w:r>
+        <w:rPr>
+          <w:sz w:val="26"/>
+          <w:szCs w:val="26"/>
+        </w:rPr>
+        <w:t>:</w:t>
+      </w:r>
+      <w:r>
+        <w:t xml:space="preserve"> </w:t>
+      </w:r>
+      <w:r>
+        <w:rPr>
+          <w:sz w:val="26"/>
+          <w:szCs w:val="26"/>
+        </w:rPr>
+        <w:t xml:space="preserve">{ </w:t>
+      </w:r>
+      <w:proofErr w:type="spellStart"/>
+      <w:r>
+        <w:rPr>
+          <w:sz w:val="26"/>
+          <w:szCs w:val="26"/>
+        </w:rPr>
+        <w:t>beneficiary_name</w:t>
+      </w:r>
+      <w:proofErr w:type="spellEnd"/>
+      <w:r>
+        <w:rPr>
+          <w:sz w:val="26"/>
+          <w:szCs w:val="26"/>
+        </w:rPr>
+        <w:t xml:space="preserve"> }</w:t>
       </w:r>
       <w:r>
         <w:rPr>
@@ -3432,7 +3847,29 @@
           <w:sz w:val="23"/>
           <w:szCs w:val="23"/>
         </w:rPr>
-        <w:t>Laghu Udhyog Branch</w:t>
+        <w:t xml:space="preserve">Laghu </w:t>
+      </w:r>
+      <w:proofErr w:type="spellStart"/>
+      <w:r>
+        <w:rPr>
+          <w:rFonts w:ascii="Arial" w:hAnsi="Arial" w:cs="Arial"/>
+          <w:b/>
+          <w:bCs/>
+          <w:sz w:val="23"/>
+          <w:szCs w:val="23"/>
+        </w:rPr>
+        <w:t>Udhyog</w:t>
+      </w:r>
+      <w:proofErr w:type="spellEnd"/>
+      <w:r>
+        <w:rPr>
+          <w:rFonts w:ascii="Arial" w:hAnsi="Arial" w:cs="Arial"/>
+          <w:b/>
+          <w:bCs/>
+          <w:sz w:val="23"/>
+          <w:szCs w:val="23"/>
+        </w:rPr>
+        <w:t xml:space="preserve"> Branch</w:t>
       </w:r>
     </w:p>
     <w:p>
@@ -3825,7 +4262,25 @@
           <w:sz w:val="23"/>
           <w:szCs w:val="23"/>
         </w:rPr>
-        <w:t>{ beneficiary_name }</w:t>
+        <w:t xml:space="preserve">{ </w:t>
+      </w:r>
+      <w:proofErr w:type="spellStart"/>
+      <w:r>
+        <w:rPr>
+          <w:rFonts w:ascii="Arial" w:hAnsi="Arial" w:cs="Arial"/>
+          <w:sz w:val="23"/>
+          <w:szCs w:val="23"/>
+        </w:rPr>
+        <w:t>beneficiary_name</w:t>
+      </w:r>
+      <w:proofErr w:type="spellEnd"/>
+      <w:r>
+        <w:rPr>
+          <w:rFonts w:ascii="Arial" w:hAnsi="Arial" w:cs="Arial"/>
+          <w:sz w:val="23"/>
+          <w:szCs w:val="23"/>
+        </w:rPr>
+        <w:t xml:space="preserve"> }</w:t>
       </w:r>
     </w:p>
     <w:p>
@@ -3860,7 +4315,25 @@
           <w:sz w:val="23"/>
           <w:szCs w:val="23"/>
         </w:rPr>
-        <w:t>{ beneficiary_account }</w:t>
+        <w:t xml:space="preserve">{ </w:t>
+      </w:r>
+      <w:proofErr w:type="spellStart"/>
+      <w:r>
+        <w:rPr>
+          <w:rFonts w:ascii="Arial" w:hAnsi="Arial" w:cs="Arial"/>
+          <w:sz w:val="23"/>
+          <w:szCs w:val="23"/>
+        </w:rPr>
+        <w:t>beneficiary_account</w:t>
+      </w:r>
+      <w:proofErr w:type="spellEnd"/>
+      <w:r>
+        <w:rPr>
+          <w:rFonts w:ascii="Arial" w:hAnsi="Arial" w:cs="Arial"/>
+          <w:sz w:val="23"/>
+          <w:szCs w:val="23"/>
+        </w:rPr>
+        <w:t xml:space="preserve"> }</w:t>
       </w:r>
     </w:p>
     <w:p>
@@ -3917,7 +4390,25 @@
           <w:sz w:val="23"/>
           <w:szCs w:val="23"/>
         </w:rPr>
-        <w:t>{ bank_name }</w:t>
+        <w:t xml:space="preserve">{ </w:t>
+      </w:r>
+      <w:proofErr w:type="spellStart"/>
+      <w:r>
+        <w:rPr>
+          <w:rFonts w:ascii="Arial" w:hAnsi="Arial" w:cs="Arial"/>
+          <w:sz w:val="23"/>
+          <w:szCs w:val="23"/>
+        </w:rPr>
+        <w:t>bank_name</w:t>
+      </w:r>
+      <w:proofErr w:type="spellEnd"/>
+      <w:r>
+        <w:rPr>
+          <w:rFonts w:ascii="Arial" w:hAnsi="Arial" w:cs="Arial"/>
+          <w:sz w:val="23"/>
+          <w:szCs w:val="23"/>
+        </w:rPr>
+        <w:t xml:space="preserve"> }</w:t>
       </w:r>
       <w:r>
         <w:rPr>
@@ -3988,7 +4479,25 @@
           <w:sz w:val="23"/>
           <w:szCs w:val="23"/>
         </w:rPr>
-        <w:t>{ bank_swift }</w:t>
+        <w:t xml:space="preserve">{ </w:t>
+      </w:r>
+      <w:proofErr w:type="spellStart"/>
+      <w:r>
+        <w:rPr>
+          <w:rFonts w:ascii="Arial" w:hAnsi="Arial" w:cs="Arial"/>
+          <w:sz w:val="23"/>
+          <w:szCs w:val="23"/>
+        </w:rPr>
+        <w:t>bank_swift</w:t>
+      </w:r>
+      <w:proofErr w:type="spellEnd"/>
+      <w:r>
+        <w:rPr>
+          <w:rFonts w:ascii="Arial" w:hAnsi="Arial" w:cs="Arial"/>
+          <w:sz w:val="23"/>
+          <w:szCs w:val="23"/>
+        </w:rPr>
+        <w:t xml:space="preserve"> }</w:t>
       </w:r>
     </w:p>
     <w:p>
@@ -4056,7 +4565,25 @@
           <w:sz w:val="23"/>
           <w:szCs w:val="23"/>
         </w:rPr>
-        <w:t>{ currency_and_amount }</w:t>
+        <w:t xml:space="preserve">{ </w:t>
+      </w:r>
+      <w:proofErr w:type="spellStart"/>
+      <w:r>
+        <w:rPr>
+          <w:rFonts w:ascii="Arial" w:hAnsi="Arial" w:cs="Arial"/>
+          <w:sz w:val="23"/>
+          <w:szCs w:val="23"/>
+        </w:rPr>
+        <w:t>currency_and_amount</w:t>
+      </w:r>
+      <w:proofErr w:type="spellEnd"/>
+      <w:r>
+        <w:rPr>
+          <w:rFonts w:ascii="Arial" w:hAnsi="Arial" w:cs="Arial"/>
+          <w:sz w:val="23"/>
+          <w:szCs w:val="23"/>
+        </w:rPr>
+        <w:t xml:space="preserve"> }</w:t>
       </w:r>
     </w:p>
     <w:p>
@@ -4157,7 +4684,25 @@
           <w:sz w:val="23"/>
           <w:szCs w:val="23"/>
         </w:rPr>
-        <w:t>{ goods_desc }</w:t>
+        <w:t xml:space="preserve">{ </w:t>
+      </w:r>
+      <w:proofErr w:type="spellStart"/>
+      <w:r>
+        <w:rPr>
+          <w:rFonts w:ascii="Arial" w:hAnsi="Arial" w:cs="Arial"/>
+          <w:sz w:val="23"/>
+          <w:szCs w:val="23"/>
+        </w:rPr>
+        <w:t>goods_desc</w:t>
+      </w:r>
+      <w:proofErr w:type="spellEnd"/>
+      <w:r>
+        <w:rPr>
+          <w:rFonts w:ascii="Arial" w:hAnsi="Arial" w:cs="Arial"/>
+          <w:sz w:val="23"/>
+          <w:szCs w:val="23"/>
+        </w:rPr>
+        <w:t xml:space="preserve"> }</w:t>
       </w:r>
     </w:p>
     <w:p>
@@ -4568,7 +5113,25 @@
           <w:sz w:val="23"/>
           <w:szCs w:val="23"/>
         </w:rPr>
-        <w:t>{ goods_desc }</w:t>
+        <w:t xml:space="preserve">{ </w:t>
+      </w:r>
+      <w:proofErr w:type="spellStart"/>
+      <w:r>
+        <w:rPr>
+          <w:rFonts w:ascii="Arial" w:hAnsi="Arial" w:cs="Arial"/>
+          <w:sz w:val="23"/>
+          <w:szCs w:val="23"/>
+        </w:rPr>
+        <w:t>goods_desc</w:t>
+      </w:r>
+      <w:proofErr w:type="spellEnd"/>
+      <w:r>
+        <w:rPr>
+          <w:rFonts w:ascii="Arial" w:hAnsi="Arial" w:cs="Arial"/>
+          <w:sz w:val="23"/>
+          <w:szCs w:val="23"/>
+        </w:rPr>
+        <w:t xml:space="preserve"> }</w:t>
       </w:r>
     </w:p>
     <w:p>
@@ -4664,13 +5227,23 @@
         <w:autoSpaceDN w:val="0"/>
         <w:adjustRightInd w:val="0"/>
       </w:pPr>
+      <w:proofErr w:type="spellStart"/>
       <w:r>
         <w:rPr>
           <w:rFonts w:ascii="Arial" w:hAnsi="Arial" w:cs="Arial"/>
           <w:sz w:val="19"/>
           <w:szCs w:val="19"/>
         </w:rPr>
-        <w:t>Msgs. Filtering Solution for OFAC Sanction Prog: User Manual Release 1</w:t>
+        <w:t>Msgs</w:t>
+      </w:r>
+      <w:proofErr w:type="spellEnd"/>
+      <w:r>
+        <w:rPr>
+          <w:rFonts w:ascii="Arial" w:hAnsi="Arial" w:cs="Arial"/>
+          <w:sz w:val="19"/>
+          <w:szCs w:val="19"/>
+        </w:rPr>
+        <w:t>. Filtering Solution for OFAC Sanction Prog: User Manual Release 1</w:t>
       </w:r>
     </w:p>
     <w:p>
@@ -5340,14 +5913,19 @@
         </w:rPr>
       </w:pPr>
       <w:r>
-        <w:t>Laghu Udhyog</w:t>
-      </w:r>
+        <w:t xml:space="preserve">Laghu </w:t>
+      </w:r>
+      <w:proofErr w:type="spellStart"/>
+      <w:r>
+        <w:t>Udhyog</w:t>
+      </w:r>
+      <w:proofErr w:type="spellEnd"/>
       <w:r>
         <w:rPr>
           <w:noProof/>
         </w:rPr>
         <w:drawing>
-          <wp:inline distT="0" distB="0" distL="0" distR="0" wp14:anchorId="6B7C2AE4" wp14:editId="2272078F">
+          <wp:inline distT="0" distB="0" distL="0" distR="0" wp14:anchorId="6B7C2AE4" wp14:editId="4B200CC8">
             <wp:extent cx="8255" cy="15875"/>
             <wp:effectExtent l="0" t="0" r="0" b="0"/>
             <wp:docPr id="1" name="Picture 13178"/>
@@ -5516,7 +6094,25 @@
           <w:sz w:val="23"/>
           <w:szCs w:val="23"/>
         </w:rPr>
-        <w:t>{ goods_desc }</w:t>
+        <w:t xml:space="preserve">{ </w:t>
+      </w:r>
+      <w:proofErr w:type="spellStart"/>
+      <w:r>
+        <w:rPr>
+          <w:rFonts w:ascii="Arial" w:hAnsi="Arial" w:cs="Arial"/>
+          <w:sz w:val="23"/>
+          <w:szCs w:val="23"/>
+        </w:rPr>
+        <w:t>goods_desc</w:t>
+      </w:r>
+      <w:proofErr w:type="spellEnd"/>
+      <w:r>
+        <w:rPr>
+          <w:rFonts w:ascii="Arial" w:hAnsi="Arial" w:cs="Arial"/>
+          <w:sz w:val="23"/>
+          <w:szCs w:val="23"/>
+        </w:rPr>
+        <w:t xml:space="preserve"> }</w:t>
       </w:r>
     </w:p>
     <w:p>
@@ -5536,7 +6132,15 @@
         <w:t xml:space="preserve"> </w:t>
       </w:r>
       <w:r>
-        <w:t>{ invoice_no }</w:t>
+        <w:t xml:space="preserve">{ </w:t>
+      </w:r>
+      <w:proofErr w:type="spellStart"/>
+      <w:r>
+        <w:t>invoice_no</w:t>
+      </w:r>
+      <w:proofErr w:type="spellEnd"/>
+      <w:r>
+        <w:t xml:space="preserve"> }</w:t>
       </w:r>
       <w:r>
         <w:t xml:space="preserve"> , </w:t>
@@ -5545,7 +6149,15 @@
         <w:t xml:space="preserve"> </w:t>
       </w:r>
       <w:r>
-        <w:t>{ invoice_date }</w:t>
+        <w:t xml:space="preserve">{ </w:t>
+      </w:r>
+      <w:proofErr w:type="spellStart"/>
+      <w:r>
+        <w:t>invoice_date</w:t>
+      </w:r>
+      <w:proofErr w:type="spellEnd"/>
+      <w:r>
+        <w:t xml:space="preserve"> }</w:t>
       </w:r>
     </w:p>
     <w:p>
@@ -5565,7 +6177,15 @@
         <w:t xml:space="preserve"> </w:t>
       </w:r>
       <w:r>
-        <w:t>{ currency_and_amount }</w:t>
+        <w:t xml:space="preserve">{ </w:t>
+      </w:r>
+      <w:proofErr w:type="spellStart"/>
+      <w:r>
+        <w:t>currency_and_amount</w:t>
+      </w:r>
+      <w:proofErr w:type="spellEnd"/>
+      <w:r>
+        <w:t xml:space="preserve"> }</w:t>
       </w:r>
     </w:p>
     <w:p>
@@ -5582,7 +6202,15 @@
         <w:t>Supplier’s Name and Address -</w:t>
       </w:r>
       <w:r>
-        <w:t>{ beneficiary_name }</w:t>
+        <w:t xml:space="preserve">{ </w:t>
+      </w:r>
+      <w:proofErr w:type="spellStart"/>
+      <w:r>
+        <w:t>beneficiary_name</w:t>
+      </w:r>
+      <w:proofErr w:type="spellEnd"/>
+      <w:r>
+        <w:t xml:space="preserve"> }</w:t>
       </w:r>
       <w:r>
         <w:t xml:space="preserve"> </w:t>
@@ -5638,7 +6266,27 @@
           <w:sz w:val="16"/>
           <w:szCs w:val="16"/>
         </w:rPr>
-        <w:t>{ beneficiary_address }</w:t>
+        <w:t xml:space="preserve">{ </w:t>
+      </w:r>
+      <w:proofErr w:type="spellStart"/>
+      <w:r>
+        <w:rPr>
+          <w:b/>
+          <w:color w:val="000000"/>
+          <w:sz w:val="16"/>
+          <w:szCs w:val="16"/>
+        </w:rPr>
+        <w:t>beneficiary_address</w:t>
+      </w:r>
+      <w:proofErr w:type="spellEnd"/>
+      <w:r>
+        <w:rPr>
+          <w:b/>
+          <w:color w:val="000000"/>
+          <w:sz w:val="16"/>
+          <w:szCs w:val="16"/>
+        </w:rPr>
+        <w:t xml:space="preserve"> }</w:t>
       </w:r>
     </w:p>
     <w:p>
@@ -5650,7 +6298,15 @@
         <w:t xml:space="preserve">e)  Expected Date of shipments / Delivery of Services*: </w:t>
       </w:r>
       <w:r>
-        <w:t>{ shipment_date }</w:t>
+        <w:t xml:space="preserve">{ </w:t>
+      </w:r>
+      <w:proofErr w:type="spellStart"/>
+      <w:r>
+        <w:t>shipment_date</w:t>
+      </w:r>
+      <w:proofErr w:type="spellEnd"/>
+      <w:r>
+        <w:t xml:space="preserve"> }</w:t>
       </w:r>
     </w:p>
     <w:p>
@@ -5744,7 +6400,7 @@
           <w:noProof/>
         </w:rPr>
         <w:drawing>
-          <wp:inline distT="0" distB="0" distL="0" distR="0" wp14:anchorId="158652E2" wp14:editId="08438C82">
+          <wp:inline distT="0" distB="0" distL="0" distR="0" wp14:anchorId="158652E2" wp14:editId="3D71A051">
             <wp:extent cx="71755" cy="111125"/>
             <wp:effectExtent l="0" t="0" r="0" b="0"/>
             <wp:docPr id="2" name="Picture 13192"/>
@@ -5807,7 +6463,15 @@
         <w:jc w:val="both"/>
       </w:pPr>
       <w:r>
-        <w:t>We also hereby agree and undertake to give such information/documents as may be reasonably required by you to your satisfaction about this transaction in terms of the above declaration. It is further declared that the undersigned has/have the authority to give this Undertaking-cum-Declaration on behalf of the company as duly authorised by the company*.</w:t>
+        <w:t xml:space="preserve">We also hereby agree and undertake to give such information/documents as may be reasonably required by you to your satisfaction about this transaction in terms of the above declaration. It is further declared that the undersigned has/have the authority to give this Undertaking-cum-Declaration on behalf of the company as duly </w:t>
+      </w:r>
+      <w:proofErr w:type="spellStart"/>
+      <w:r>
+        <w:t>authorised</w:t>
+      </w:r>
+      <w:proofErr w:type="spellEnd"/>
+      <w:r>
+        <w:t xml:space="preserve"> by the company*.</w:t>
       </w:r>
     </w:p>
     <w:p>
@@ -5904,12 +6568,21 @@
         </w:rPr>
         <w:t xml:space="preserve">            </w:t>
       </w:r>
-      <w:r>
-        <w:rPr>
-          <w:sz w:val="16"/>
-          <w:szCs w:val="16"/>
-        </w:rPr>
-        <w:t>A.D.Code No: 000</w:t>
+      <w:proofErr w:type="spellStart"/>
+      <w:r>
+        <w:rPr>
+          <w:sz w:val="16"/>
+          <w:szCs w:val="16"/>
+        </w:rPr>
+        <w:t>A.D.Code</w:t>
+      </w:r>
+      <w:proofErr w:type="spellEnd"/>
+      <w:r>
+        <w:rPr>
+          <w:sz w:val="16"/>
+          <w:szCs w:val="16"/>
+        </w:rPr>
+        <w:t xml:space="preserve"> No: 000</w:t>
       </w:r>
       <w:r>
         <w:rPr>
@@ -5952,7 +6625,23 @@
           <w:sz w:val="16"/>
           <w:szCs w:val="16"/>
         </w:rPr>
-        <w:t>{ currency_and_amount }</w:t>
+        <w:t xml:space="preserve">{ </w:t>
+      </w:r>
+      <w:proofErr w:type="spellStart"/>
+      <w:r>
+        <w:rPr>
+          <w:sz w:val="16"/>
+          <w:szCs w:val="16"/>
+        </w:rPr>
+        <w:t>currency_and_amount</w:t>
+      </w:r>
+      <w:proofErr w:type="spellEnd"/>
+      <w:r>
+        <w:rPr>
+          <w:sz w:val="16"/>
+          <w:szCs w:val="16"/>
+        </w:rPr>
+        <w:t xml:space="preserve"> }</w:t>
       </w:r>
       <w:r>
         <w:rPr>
@@ -6206,14 +6895,23 @@
           <w:sz w:val="16"/>
           <w:szCs w:val="16"/>
         </w:rPr>
-        <w:t>{ amount_in_words }</w:t>
-      </w:r>
-      <w:r>
-        <w:rPr>
-          <w:sz w:val="16"/>
-          <w:szCs w:val="16"/>
-        </w:rPr>
-        <w:t xml:space="preserve"> </w:t>
+        <w:t xml:space="preserve">{ </w:t>
+      </w:r>
+      <w:proofErr w:type="spellStart"/>
+      <w:r>
+        <w:rPr>
+          <w:sz w:val="16"/>
+          <w:szCs w:val="16"/>
+        </w:rPr>
+        <w:t>amount_in_words</w:t>
+      </w:r>
+      <w:proofErr w:type="spellEnd"/>
+      <w:r>
+        <w:rPr>
+          <w:sz w:val="16"/>
+          <w:szCs w:val="16"/>
+        </w:rPr>
+        <w:t xml:space="preserve"> }</w:t>
       </w:r>
       <w:r>
         <w:rPr>
@@ -6222,15 +6920,6 @@
           <w:szCs w:val="16"/>
           <w:u w:val="single"/>
         </w:rPr>
-        <w:t>ONLY</w:t>
-      </w:r>
-      <w:r>
-        <w:rPr>
-          <w:b/>
-          <w:sz w:val="16"/>
-          <w:szCs w:val="16"/>
-          <w:u w:val="single"/>
-        </w:rPr>
         <w:t>.</w:t>
       </w:r>
     </w:p>
@@ -6286,7 +6975,25 @@
           <w:sz w:val="16"/>
           <w:szCs w:val="16"/>
         </w:rPr>
-        <w:t xml:space="preserve">, Navjivan Trust Building, Ahmedabad </w:t>
+        <w:t xml:space="preserve">, </w:t>
+      </w:r>
+      <w:proofErr w:type="spellStart"/>
+      <w:r>
+        <w:rPr>
+          <w:b/>
+          <w:sz w:val="16"/>
+          <w:szCs w:val="16"/>
+        </w:rPr>
+        <w:t>Navjivan</w:t>
+      </w:r>
+      <w:proofErr w:type="spellEnd"/>
+      <w:r>
+        <w:rPr>
+          <w:b/>
+          <w:sz w:val="16"/>
+          <w:szCs w:val="16"/>
+        </w:rPr>
+        <w:t xml:space="preserve"> Trust Building, Ahmedabad </w:t>
       </w:r>
       <w:r>
         <w:rPr>
@@ -6339,7 +7046,23 @@
           <w:sz w:val="16"/>
           <w:szCs w:val="16"/>
         </w:rPr>
-        <w:t>{ beneficiary_name }</w:t>
+        <w:t xml:space="preserve">{ </w:t>
+      </w:r>
+      <w:proofErr w:type="spellStart"/>
+      <w:r>
+        <w:rPr>
+          <w:sz w:val="16"/>
+          <w:szCs w:val="16"/>
+        </w:rPr>
+        <w:t>beneficiary_name</w:t>
+      </w:r>
+      <w:proofErr w:type="spellEnd"/>
+      <w:r>
+        <w:rPr>
+          <w:sz w:val="16"/>
+          <w:szCs w:val="16"/>
+        </w:rPr>
+        <w:t xml:space="preserve"> }</w:t>
       </w:r>
       <w:r>
         <w:rPr>
@@ -6469,8 +7192,17 @@
                 <w:sz w:val="18"/>
                 <w:szCs w:val="18"/>
               </w:rPr>
-              <w:t>Import Licence</w:t>
-            </w:r>
+              <w:t xml:space="preserve">Import </w:t>
+            </w:r>
+            <w:proofErr w:type="spellStart"/>
+            <w:r>
+              <w:rPr>
+                <w:sz w:val="18"/>
+                <w:szCs w:val="18"/>
+              </w:rPr>
+              <w:t>Licence</w:t>
+            </w:r>
+            <w:proofErr w:type="spellEnd"/>
           </w:p>
         </w:tc>
         <w:tc>
@@ -6535,8 +7267,17 @@
                 <w:sz w:val="18"/>
                 <w:szCs w:val="18"/>
               </w:rPr>
-              <w:t>Face Value of Licence</w:t>
-            </w:r>
+              <w:t xml:space="preserve">Face Value of </w:t>
+            </w:r>
+            <w:proofErr w:type="spellStart"/>
+            <w:r>
+              <w:rPr>
+                <w:sz w:val="18"/>
+                <w:szCs w:val="18"/>
+              </w:rPr>
+              <w:t>Licence</w:t>
+            </w:r>
+            <w:proofErr w:type="spellEnd"/>
           </w:p>
         </w:tc>
         <w:tc>
@@ -7367,22 +8108,102 @@
           <w:sz w:val="18"/>
           <w:szCs w:val="18"/>
         </w:rPr>
-        <w:t>@ Actual amount endorsed in rupees against each licence involved, should be state under this column</w:t>
-      </w:r>
-    </w:p>
-    <w:p>
-      <w:pPr>
+        <w:t xml:space="preserve">@ Actual amount endorsed in rupees against each </w:t>
+      </w:r>
+      <w:proofErr w:type="spellStart"/>
+      <w:r>
         <w:rPr>
           <w:sz w:val="18"/>
           <w:szCs w:val="18"/>
         </w:rPr>
-      </w:pPr>
+        <w:t>licence</w:t>
+      </w:r>
+      <w:proofErr w:type="spellEnd"/>
       <w:r>
         <w:rPr>
           <w:sz w:val="18"/>
           <w:szCs w:val="18"/>
         </w:rPr>
-        <w:t>Note: If more than one licence is involved, particulars of all licences should be furnished.  If the space is inadequate, a separate statement may be attached.  The amount utilised against each licence should invariably be indicated.</w:t>
+        <w:t xml:space="preserve"> involved, should be state under this column</w:t>
+      </w:r>
+    </w:p>
+    <w:p>
+      <w:pPr>
+        <w:rPr>
+          <w:sz w:val="18"/>
+          <w:szCs w:val="18"/>
+        </w:rPr>
+      </w:pPr>
+      <w:r>
+        <w:rPr>
+          <w:sz w:val="18"/>
+          <w:szCs w:val="18"/>
+        </w:rPr>
+        <w:t xml:space="preserve">Note: If more than one </w:t>
+      </w:r>
+      <w:proofErr w:type="spellStart"/>
+      <w:r>
+        <w:rPr>
+          <w:sz w:val="18"/>
+          <w:szCs w:val="18"/>
+        </w:rPr>
+        <w:t>licence</w:t>
+      </w:r>
+      <w:proofErr w:type="spellEnd"/>
+      <w:r>
+        <w:rPr>
+          <w:sz w:val="18"/>
+          <w:szCs w:val="18"/>
+        </w:rPr>
+        <w:t xml:space="preserve"> is involved, particulars of all </w:t>
+      </w:r>
+      <w:proofErr w:type="spellStart"/>
+      <w:r>
+        <w:rPr>
+          <w:sz w:val="18"/>
+          <w:szCs w:val="18"/>
+        </w:rPr>
+        <w:t>licences</w:t>
+      </w:r>
+      <w:proofErr w:type="spellEnd"/>
+      <w:r>
+        <w:rPr>
+          <w:sz w:val="18"/>
+          <w:szCs w:val="18"/>
+        </w:rPr>
+        <w:t xml:space="preserve"> should be furnished.  If the space is inadequate, a separate statement may be attached.  The amount </w:t>
+      </w:r>
+      <w:proofErr w:type="spellStart"/>
+      <w:r>
+        <w:rPr>
+          <w:sz w:val="18"/>
+          <w:szCs w:val="18"/>
+        </w:rPr>
+        <w:t>utilised</w:t>
+      </w:r>
+      <w:proofErr w:type="spellEnd"/>
+      <w:r>
+        <w:rPr>
+          <w:sz w:val="18"/>
+          <w:szCs w:val="18"/>
+        </w:rPr>
+        <w:t xml:space="preserve"> against each </w:t>
+      </w:r>
+      <w:proofErr w:type="spellStart"/>
+      <w:r>
+        <w:rPr>
+          <w:sz w:val="18"/>
+          <w:szCs w:val="18"/>
+        </w:rPr>
+        <w:t>licence</w:t>
+      </w:r>
+      <w:proofErr w:type="spellEnd"/>
+      <w:r>
+        <w:rPr>
+          <w:sz w:val="18"/>
+          <w:szCs w:val="18"/>
+        </w:rPr>
+        <w:t xml:space="preserve"> should invariably be indicated.</w:t>
       </w:r>
     </w:p>
     <w:p>
@@ -7511,12 +8332,21 @@
                 <w:szCs w:val="16"/>
               </w:rPr>
             </w:pPr>
+            <w:proofErr w:type="spellStart"/>
             <w:r>
               <w:rPr>
                 <w:sz w:val="18"/>
                 <w:szCs w:val="16"/>
               </w:rPr>
-              <w:t>Harmonised system of classification</w:t>
+              <w:t>Harmonised</w:t>
+            </w:r>
+            <w:proofErr w:type="spellEnd"/>
+            <w:r>
+              <w:rPr>
+                <w:sz w:val="18"/>
+                <w:szCs w:val="16"/>
+              </w:rPr>
+              <w:t xml:space="preserve"> system of classification</w:t>
             </w:r>
           </w:p>
         </w:tc>
@@ -7579,23 +8409,57 @@
                 <w:sz w:val="18"/>
                 <w:szCs w:val="16"/>
               </w:rPr>
-              <w:t>Mode of shipment (air, seaport, rail,river,</w:t>
-            </w:r>
-          </w:p>
-          <w:p>
-            <w:pPr>
+              <w:t xml:space="preserve">Mode of shipment (air, seaport, </w:t>
+            </w:r>
+            <w:proofErr w:type="spellStart"/>
+            <w:r>
               <w:rPr>
                 <w:sz w:val="18"/>
                 <w:szCs w:val="16"/>
               </w:rPr>
-            </w:pPr>
+              <w:t>rail,river</w:t>
+            </w:r>
+            <w:proofErr w:type="spellEnd"/>
             <w:r>
               <w:rPr>
                 <w:sz w:val="18"/>
                 <w:szCs w:val="16"/>
               </w:rPr>
-              <w:t>transport,port etc</w:t>
-            </w:r>
+              <w:t>,</w:t>
+            </w:r>
+          </w:p>
+          <w:p>
+            <w:pPr>
+              <w:rPr>
+                <w:sz w:val="18"/>
+                <w:szCs w:val="16"/>
+              </w:rPr>
+            </w:pPr>
+            <w:proofErr w:type="spellStart"/>
+            <w:r>
+              <w:rPr>
+                <w:sz w:val="18"/>
+                <w:szCs w:val="16"/>
+              </w:rPr>
+              <w:t>transport,port</w:t>
+            </w:r>
+            <w:proofErr w:type="spellEnd"/>
+            <w:r>
+              <w:rPr>
+                <w:sz w:val="18"/>
+                <w:szCs w:val="16"/>
+              </w:rPr>
+              <w:t xml:space="preserve"> </w:t>
+            </w:r>
+            <w:proofErr w:type="spellStart"/>
+            <w:r>
+              <w:rPr>
+                <w:sz w:val="18"/>
+                <w:szCs w:val="16"/>
+              </w:rPr>
+              <w:t>etc</w:t>
+            </w:r>
+            <w:proofErr w:type="spellEnd"/>
           </w:p>
         </w:tc>
         <w:tc>
@@ -7615,7 +8479,23 @@
                 <w:sz w:val="18"/>
                 <w:szCs w:val="16"/>
               </w:rPr>
-              <w:t>Date of shipment (if not known aprox. Date)</w:t>
+              <w:t xml:space="preserve">Date of shipment (if not known </w:t>
+            </w:r>
+            <w:proofErr w:type="spellStart"/>
+            <w:r>
+              <w:rPr>
+                <w:sz w:val="18"/>
+                <w:szCs w:val="16"/>
+              </w:rPr>
+              <w:t>aprox</w:t>
+            </w:r>
+            <w:proofErr w:type="spellEnd"/>
+            <w:r>
+              <w:rPr>
+                <w:sz w:val="18"/>
+                <w:szCs w:val="16"/>
+              </w:rPr>
+              <w:t>. Date)</w:t>
             </w:r>
           </w:p>
         </w:tc>
@@ -7661,8 +8541,17 @@
                 <w:sz w:val="18"/>
                 <w:szCs w:val="16"/>
               </w:rPr>
-              <w:t>Terms  (C.I.I to b C&amp;I etc</w:t>
-            </w:r>
+              <w:t xml:space="preserve">Terms  (C.I.I to b C&amp;I </w:t>
+            </w:r>
+            <w:proofErr w:type="spellStart"/>
+            <w:r>
+              <w:rPr>
+                <w:sz w:val="18"/>
+                <w:szCs w:val="16"/>
+              </w:rPr>
+              <w:t>etc</w:t>
+            </w:r>
+            <w:proofErr w:type="spellEnd"/>
           </w:p>
         </w:tc>
         <w:tc>
@@ -7838,13 +8727,29 @@
                 <w:sz w:val="18"/>
                 <w:szCs w:val="16"/>
               </w:rPr>
-              <w:t>{ invoice_no }</w:t>
-            </w:r>
+              <w:t xml:space="preserve">{ </w:t>
+            </w:r>
+            <w:proofErr w:type="spellStart"/>
             <w:r>
               <w:rPr>
                 <w:sz w:val="18"/>
                 <w:szCs w:val="16"/>
               </w:rPr>
+              <w:t>invoice_no</w:t>
+            </w:r>
+            <w:proofErr w:type="spellEnd"/>
+            <w:r>
+              <w:rPr>
+                <w:sz w:val="18"/>
+                <w:szCs w:val="16"/>
+              </w:rPr>
+              <w:t xml:space="preserve"> }</w:t>
+            </w:r>
+            <w:r>
+              <w:rPr>
+                <w:sz w:val="18"/>
+                <w:szCs w:val="16"/>
+              </w:rPr>
               <w:t xml:space="preserve">, </w:t>
             </w:r>
             <w:r>
@@ -7852,7 +8757,23 @@
                 <w:sz w:val="18"/>
                 <w:szCs w:val="16"/>
               </w:rPr>
-              <w:t>{ invoice_date }</w:t>
+              <w:t xml:space="preserve">{ </w:t>
+            </w:r>
+            <w:proofErr w:type="spellStart"/>
+            <w:r>
+              <w:rPr>
+                <w:sz w:val="18"/>
+                <w:szCs w:val="16"/>
+              </w:rPr>
+              <w:t>invoice_date</w:t>
+            </w:r>
+            <w:proofErr w:type="spellEnd"/>
+            <w:r>
+              <w:rPr>
+                <w:sz w:val="18"/>
+                <w:szCs w:val="16"/>
+              </w:rPr>
+              <w:t xml:space="preserve"> }</w:t>
             </w:r>
           </w:p>
         </w:tc>
@@ -7919,7 +8840,25 @@
                 <w:sz w:val="18"/>
                 <w:szCs w:val="16"/>
               </w:rPr>
-              <w:t>{ invoice_amount }</w:t>
+              <w:t xml:space="preserve">{ </w:t>
+            </w:r>
+            <w:proofErr w:type="spellStart"/>
+            <w:r>
+              <w:rPr>
+                <w:b/>
+                <w:sz w:val="18"/>
+                <w:szCs w:val="16"/>
+              </w:rPr>
+              <w:t>invoice_amount</w:t>
+            </w:r>
+            <w:proofErr w:type="spellEnd"/>
+            <w:r>
+              <w:rPr>
+                <w:b/>
+                <w:sz w:val="18"/>
+                <w:szCs w:val="16"/>
+              </w:rPr>
+              <w:t xml:space="preserve"> }</w:t>
             </w:r>
           </w:p>
         </w:tc>
@@ -7963,7 +8902,25 @@
                 <w:sz w:val="18"/>
                 <w:szCs w:val="16"/>
               </w:rPr>
-              <w:t>{ goods_desc }</w:t>
+              <w:t xml:space="preserve">{ </w:t>
+            </w:r>
+            <w:proofErr w:type="spellStart"/>
+            <w:r>
+              <w:rPr>
+                <w:b/>
+                <w:sz w:val="18"/>
+                <w:szCs w:val="16"/>
+              </w:rPr>
+              <w:t>goods_desc</w:t>
+            </w:r>
+            <w:proofErr w:type="spellEnd"/>
+            <w:r>
+              <w:rPr>
+                <w:b/>
+                <w:sz w:val="18"/>
+                <w:szCs w:val="16"/>
+              </w:rPr>
+              <w:t xml:space="preserve"> }</w:t>
             </w:r>
           </w:p>
         </w:tc>
@@ -7983,7 +8940,23 @@
                 <w:sz w:val="18"/>
                 <w:szCs w:val="16"/>
               </w:rPr>
-              <w:t>{ hsn_code }</w:t>
+              <w:t xml:space="preserve">{ </w:t>
+            </w:r>
+            <w:proofErr w:type="spellStart"/>
+            <w:r>
+              <w:rPr>
+                <w:sz w:val="18"/>
+                <w:szCs w:val="16"/>
+              </w:rPr>
+              <w:t>hsn_code</w:t>
+            </w:r>
+            <w:proofErr w:type="spellEnd"/>
+            <w:r>
+              <w:rPr>
+                <w:sz w:val="18"/>
+                <w:szCs w:val="16"/>
+              </w:rPr>
+              <w:t xml:space="preserve"> }</w:t>
             </w:r>
           </w:p>
         </w:tc>
@@ -8003,7 +8976,23 @@
                 <w:sz w:val="18"/>
                 <w:szCs w:val="18"/>
               </w:rPr>
-              <w:t>{ beneficiary_country }</w:t>
+              <w:t xml:space="preserve">{ </w:t>
+            </w:r>
+            <w:proofErr w:type="spellStart"/>
+            <w:r>
+              <w:rPr>
+                <w:sz w:val="18"/>
+                <w:szCs w:val="18"/>
+              </w:rPr>
+              <w:t>beneficiary_country</w:t>
+            </w:r>
+            <w:proofErr w:type="spellEnd"/>
+            <w:r>
+              <w:rPr>
+                <w:sz w:val="18"/>
+                <w:szCs w:val="18"/>
+              </w:rPr>
+              <w:t xml:space="preserve"> }</w:t>
             </w:r>
           </w:p>
           <w:p>
@@ -8034,7 +9023,25 @@
                 <w:sz w:val="18"/>
                 <w:szCs w:val="16"/>
               </w:rPr>
-              <w:t>{ beneficiary_country }</w:t>
+              <w:t xml:space="preserve">{ </w:t>
+            </w:r>
+            <w:proofErr w:type="spellStart"/>
+            <w:r>
+              <w:rPr>
+                <w:b/>
+                <w:sz w:val="18"/>
+                <w:szCs w:val="16"/>
+              </w:rPr>
+              <w:t>beneficiary_country</w:t>
+            </w:r>
+            <w:proofErr w:type="spellEnd"/>
+            <w:r>
+              <w:rPr>
+                <w:b/>
+                <w:sz w:val="18"/>
+                <w:szCs w:val="16"/>
+              </w:rPr>
+              <w:t xml:space="preserve"> }</w:t>
             </w:r>
           </w:p>
         </w:tc>
@@ -8056,7 +9063,25 @@
                 <w:sz w:val="18"/>
                 <w:szCs w:val="16"/>
               </w:rPr>
-              <w:t>{ mode_shipment }</w:t>
+              <w:t xml:space="preserve">{ </w:t>
+            </w:r>
+            <w:proofErr w:type="spellStart"/>
+            <w:r>
+              <w:rPr>
+                <w:b/>
+                <w:sz w:val="18"/>
+                <w:szCs w:val="16"/>
+              </w:rPr>
+              <w:t>mode_shipment</w:t>
+            </w:r>
+            <w:proofErr w:type="spellEnd"/>
+            <w:r>
+              <w:rPr>
+                <w:b/>
+                <w:sz w:val="18"/>
+                <w:szCs w:val="16"/>
+              </w:rPr>
+              <w:t xml:space="preserve"> }</w:t>
             </w:r>
           </w:p>
         </w:tc>
@@ -8076,7 +9101,23 @@
                 <w:sz w:val="18"/>
                 <w:szCs w:val="16"/>
               </w:rPr>
-              <w:t>{ shipment_date }</w:t>
+              <w:t xml:space="preserve">{ </w:t>
+            </w:r>
+            <w:proofErr w:type="spellStart"/>
+            <w:r>
+              <w:rPr>
+                <w:sz w:val="18"/>
+                <w:szCs w:val="16"/>
+              </w:rPr>
+              <w:t>shipment_date</w:t>
+            </w:r>
+            <w:proofErr w:type="spellEnd"/>
+            <w:r>
+              <w:rPr>
+                <w:sz w:val="18"/>
+                <w:szCs w:val="16"/>
+              </w:rPr>
+              <w:t xml:space="preserve"> }</w:t>
             </w:r>
             <w:r>
               <w:rPr>
@@ -8282,8 +9323,17 @@
           <w:sz w:val="16"/>
           <w:szCs w:val="16"/>
         </w:rPr>
-        <w:t>reasons therefore (i.e. part remittance, installment etc</w:t>
-      </w:r>
+        <w:t xml:space="preserve">reasons therefore (i.e. part remittance, installment </w:t>
+      </w:r>
+      <w:proofErr w:type="spellStart"/>
+      <w:r>
+        <w:rPr>
+          <w:sz w:val="16"/>
+          <w:szCs w:val="16"/>
+        </w:rPr>
+        <w:t>etc</w:t>
+      </w:r>
+      <w:proofErr w:type="spellEnd"/>
       <w:r>
         <w:rPr>
           <w:sz w:val="20"/>
@@ -8433,7 +9483,23 @@
           <w:sz w:val="16"/>
           <w:szCs w:val="16"/>
         </w:rPr>
-        <w:t xml:space="preserve"> Floor, Elanza Vertex, Sindhu Bhavan Road</w:t>
+        <w:t xml:space="preserve"> Floor, </w:t>
+      </w:r>
+      <w:proofErr w:type="spellStart"/>
+      <w:r>
+        <w:rPr>
+          <w:sz w:val="16"/>
+          <w:szCs w:val="16"/>
+        </w:rPr>
+        <w:t>Elanza</w:t>
+      </w:r>
+      <w:proofErr w:type="spellEnd"/>
+      <w:r>
+        <w:rPr>
+          <w:sz w:val="16"/>
+          <w:szCs w:val="16"/>
+        </w:rPr>
+        <w:t xml:space="preserve"> Vertex, Sindhu Bhavan Road</w:t>
       </w:r>
       <w:r>
         <w:rPr>
@@ -8459,12 +9525,21 @@
           <w:szCs w:val="20"/>
         </w:rPr>
       </w:pPr>
-      <w:r>
-        <w:rPr>
-          <w:sz w:val="16"/>
-          <w:szCs w:val="16"/>
-        </w:rPr>
-        <w:t xml:space="preserve">Bodakdev, Ahmedabad                                     </w:t>
+      <w:proofErr w:type="spellStart"/>
+      <w:r>
+        <w:rPr>
+          <w:sz w:val="16"/>
+          <w:szCs w:val="16"/>
+        </w:rPr>
+        <w:t>Bodakdev</w:t>
+      </w:r>
+      <w:proofErr w:type="spellEnd"/>
+      <w:r>
+        <w:rPr>
+          <w:sz w:val="16"/>
+          <w:szCs w:val="16"/>
+        </w:rPr>
+        <w:t xml:space="preserve">, Ahmedabad                                     </w:t>
       </w:r>
       <w:r>
         <w:rPr>
@@ -8492,7 +9567,23 @@
           <w:sz w:val="20"/>
           <w:szCs w:val="20"/>
         </w:rPr>
-        <w:t>(Signature of Applicant / Authorised Signatory)</w:t>
+        <w:t xml:space="preserve">(Signature of Applicant / </w:t>
+      </w:r>
+      <w:proofErr w:type="spellStart"/>
+      <w:r>
+        <w:rPr>
+          <w:sz w:val="20"/>
+          <w:szCs w:val="20"/>
+        </w:rPr>
+        <w:t>Authorised</w:t>
+      </w:r>
+      <w:proofErr w:type="spellEnd"/>
+      <w:r>
+        <w:rPr>
+          <w:sz w:val="20"/>
+          <w:szCs w:val="20"/>
+        </w:rPr>
+        <w:t xml:space="preserve"> Signatory)</w:t>
       </w:r>
     </w:p>
     <w:p>
@@ -8569,7 +9660,23 @@
           <w:sz w:val="16"/>
           <w:szCs w:val="16"/>
         </w:rPr>
-        <w:t>The import licences against which the remittance is sought is / are valid and has/have not been cancelled by DGFT</w:t>
+        <w:t xml:space="preserve">The import </w:t>
+      </w:r>
+      <w:proofErr w:type="spellStart"/>
+      <w:r>
+        <w:rPr>
+          <w:sz w:val="16"/>
+          <w:szCs w:val="16"/>
+        </w:rPr>
+        <w:t>licences</w:t>
+      </w:r>
+      <w:proofErr w:type="spellEnd"/>
+      <w:r>
+        <w:rPr>
+          <w:sz w:val="16"/>
+          <w:szCs w:val="16"/>
+        </w:rPr>
+        <w:t xml:space="preserve"> against which the remittance is sought is / are valid and has/have not been cancelled by DGFT</w:t>
       </w:r>
     </w:p>
     <w:p>
@@ -8717,7 +9824,39 @@
           <w:sz w:val="16"/>
           <w:szCs w:val="16"/>
         </w:rPr>
-        <w:t>been made                                   Courior wrapper (for imports through Courior)</w:t>
+        <w:t xml:space="preserve">been made                                   </w:t>
+      </w:r>
+      <w:proofErr w:type="spellStart"/>
+      <w:r>
+        <w:rPr>
+          <w:sz w:val="16"/>
+          <w:szCs w:val="16"/>
+        </w:rPr>
+        <w:t>Courior</w:t>
+      </w:r>
+      <w:proofErr w:type="spellEnd"/>
+      <w:r>
+        <w:rPr>
+          <w:sz w:val="16"/>
+          <w:szCs w:val="16"/>
+        </w:rPr>
+        <w:t xml:space="preserve"> wrapper (for imports through </w:t>
+      </w:r>
+      <w:proofErr w:type="spellStart"/>
+      <w:r>
+        <w:rPr>
+          <w:sz w:val="16"/>
+          <w:szCs w:val="16"/>
+        </w:rPr>
+        <w:t>Courior</w:t>
+      </w:r>
+      <w:proofErr w:type="spellEnd"/>
+      <w:r>
+        <w:rPr>
+          <w:sz w:val="16"/>
+          <w:szCs w:val="16"/>
+        </w:rPr>
+        <w:t>)</w:t>
       </w:r>
     </w:p>
     <w:p>
@@ -8801,7 +9940,39 @@
           <w:sz w:val="16"/>
           <w:szCs w:val="16"/>
         </w:rPr>
-        <w:t>been made                                 Entry* Post parcel wrapper (for imports by post/ Courior wrapper (for imports through Courior)</w:t>
+        <w:t xml:space="preserve">been made                                 Entry* Post parcel wrapper (for imports by post/ </w:t>
+      </w:r>
+      <w:proofErr w:type="spellStart"/>
+      <w:r>
+        <w:rPr>
+          <w:sz w:val="16"/>
+          <w:szCs w:val="16"/>
+        </w:rPr>
+        <w:t>Courior</w:t>
+      </w:r>
+      <w:proofErr w:type="spellEnd"/>
+      <w:r>
+        <w:rPr>
+          <w:sz w:val="16"/>
+          <w:szCs w:val="16"/>
+        </w:rPr>
+        <w:t xml:space="preserve"> wrapper (for imports through </w:t>
+      </w:r>
+      <w:proofErr w:type="spellStart"/>
+      <w:r>
+        <w:rPr>
+          <w:sz w:val="16"/>
+          <w:szCs w:val="16"/>
+        </w:rPr>
+        <w:t>Courior</w:t>
+      </w:r>
+      <w:proofErr w:type="spellEnd"/>
+      <w:r>
+        <w:rPr>
+          <w:sz w:val="16"/>
+          <w:szCs w:val="16"/>
+        </w:rPr>
+        <w:t>)</w:t>
       </w:r>
     </w:p>
     <w:p>
@@ -8964,7 +10135,23 @@
           <w:sz w:val="18"/>
           <w:szCs w:val="18"/>
         </w:rPr>
-        <w:t>(Signature of Applicant / Authorised Signatory)</w:t>
+        <w:t xml:space="preserve">(Signature of Applicant / </w:t>
+      </w:r>
+      <w:proofErr w:type="spellStart"/>
+      <w:r>
+        <w:rPr>
+          <w:sz w:val="18"/>
+          <w:szCs w:val="18"/>
+        </w:rPr>
+        <w:t>Authorised</w:t>
+      </w:r>
+      <w:proofErr w:type="spellEnd"/>
+      <w:r>
+        <w:rPr>
+          <w:sz w:val="18"/>
+          <w:szCs w:val="18"/>
+        </w:rPr>
+        <w:t xml:space="preserve"> Signatory)</w:t>
       </w:r>
     </w:p>
     <w:p>
@@ -9132,7 +10319,23 @@
           <w:sz w:val="16"/>
           <w:szCs w:val="16"/>
         </w:rPr>
-        <w:t xml:space="preserve">                                                                                                                                                                                             (Signature of Applicant/Authorised Official)</w:t>
+        <w:t xml:space="preserve">                                                                                                                                                                                             (Signature of Applicant/</w:t>
+      </w:r>
+      <w:proofErr w:type="spellStart"/>
+      <w:r>
+        <w:rPr>
+          <w:sz w:val="16"/>
+          <w:szCs w:val="16"/>
+        </w:rPr>
+        <w:t>Authorised</w:t>
+      </w:r>
+      <w:proofErr w:type="spellEnd"/>
+      <w:r>
+        <w:rPr>
+          <w:sz w:val="16"/>
+          <w:szCs w:val="16"/>
+        </w:rPr>
+        <w:t xml:space="preserve"> Official)</w:t>
       </w:r>
     </w:p>
     <w:p>
@@ -9475,7 +10678,23 @@
           <w:szCs w:val="16"/>
         </w:rPr>
         <w:tab/>
-        <w:t xml:space="preserve">of Authorised dealer:  </w:t>
+        <w:t xml:space="preserve">of </w:t>
+      </w:r>
+      <w:proofErr w:type="spellStart"/>
+      <w:r>
+        <w:rPr>
+          <w:sz w:val="16"/>
+          <w:szCs w:val="16"/>
+        </w:rPr>
+        <w:t>Authorised</w:t>
+      </w:r>
+      <w:proofErr w:type="spellEnd"/>
+      <w:r>
+        <w:rPr>
+          <w:sz w:val="16"/>
+          <w:szCs w:val="16"/>
+        </w:rPr>
+        <w:t xml:space="preserve"> dealer:  </w:t>
       </w:r>
       <w:r>
         <w:rPr>
@@ -9589,7 +10808,23 @@
           <w:szCs w:val="16"/>
         </w:rPr>
         <w:tab/>
-        <w:t>(i)    []</w:t>
+        <w:t>(</w:t>
+      </w:r>
+      <w:proofErr w:type="spellStart"/>
+      <w:r>
+        <w:rPr>
+          <w:sz w:val="16"/>
+          <w:szCs w:val="16"/>
+        </w:rPr>
+        <w:t>i</w:t>
+      </w:r>
+      <w:proofErr w:type="spellEnd"/>
+      <w:r>
+        <w:rPr>
+          <w:sz w:val="16"/>
+          <w:szCs w:val="16"/>
+        </w:rPr>
+        <w:t>)    []</w:t>
       </w:r>
       <w:r>
         <w:rPr>
@@ -10031,7 +11266,23 @@
           <w:sz w:val="16"/>
           <w:szCs w:val="16"/>
         </w:rPr>
-        <w:t>*shall be obtained from the applicant/s within three month certified [(a) (i) and (iv) above]</w:t>
+        <w:t>*shall be obtained from the applicant/s within three month certified [(a) (</w:t>
+      </w:r>
+      <w:proofErr w:type="spellStart"/>
+      <w:r>
+        <w:rPr>
+          <w:sz w:val="16"/>
+          <w:szCs w:val="16"/>
+        </w:rPr>
+        <w:t>i</w:t>
+      </w:r>
+      <w:proofErr w:type="spellEnd"/>
+      <w:r>
+        <w:rPr>
+          <w:sz w:val="16"/>
+          <w:szCs w:val="16"/>
+        </w:rPr>
+        <w:t>) and (iv) above]</w:t>
       </w:r>
     </w:p>
     <w:p>
@@ -10088,7 +11339,23 @@
           <w:sz w:val="16"/>
           <w:szCs w:val="16"/>
         </w:rPr>
-        <w:t xml:space="preserve">                                                                                                                                                                                           (Signature of Applicant/Authorised Official)</w:t>
+        <w:t xml:space="preserve">                                                                                                                                                                                           (Signature of Applicant/</w:t>
+      </w:r>
+      <w:proofErr w:type="spellStart"/>
+      <w:r>
+        <w:rPr>
+          <w:sz w:val="16"/>
+          <w:szCs w:val="16"/>
+        </w:rPr>
+        <w:t>Authorised</w:t>
+      </w:r>
+      <w:proofErr w:type="spellEnd"/>
+      <w:r>
+        <w:rPr>
+          <w:sz w:val="16"/>
+          <w:szCs w:val="16"/>
+        </w:rPr>
+        <w:t xml:space="preserve"> Official)</w:t>
       </w:r>
     </w:p>
     <w:p>
@@ -10442,7 +11709,23 @@
           <w:szCs w:val="16"/>
         </w:rPr>
         <w:tab/>
-        <w:t xml:space="preserve">of Authorised dealer:  </w:t>
+        <w:t xml:space="preserve">of </w:t>
+      </w:r>
+      <w:proofErr w:type="spellStart"/>
+      <w:r>
+        <w:rPr>
+          <w:sz w:val="16"/>
+          <w:szCs w:val="16"/>
+        </w:rPr>
+        <w:t>Authorised</w:t>
+      </w:r>
+      <w:proofErr w:type="spellEnd"/>
+      <w:r>
+        <w:rPr>
+          <w:sz w:val="16"/>
+          <w:szCs w:val="16"/>
+        </w:rPr>
+        <w:t xml:space="preserve"> dealer:  </w:t>
       </w:r>
       <w:r>
         <w:rPr>
@@ -10808,7 +12091,25 @@
           <w:sz w:val="18"/>
           <w:szCs w:val="18"/>
         </w:rPr>
-        <w:t>{ goods_desc }</w:t>
+        <w:t xml:space="preserve">{ </w:t>
+      </w:r>
+      <w:proofErr w:type="spellStart"/>
+      <w:r>
+        <w:rPr>
+          <w:bCs/>
+          <w:sz w:val="18"/>
+          <w:szCs w:val="18"/>
+        </w:rPr>
+        <w:t>goods_desc</w:t>
+      </w:r>
+      <w:proofErr w:type="spellEnd"/>
+      <w:r>
+        <w:rPr>
+          <w:bCs/>
+          <w:sz w:val="18"/>
+          <w:szCs w:val="18"/>
+        </w:rPr>
+        <w:t xml:space="preserve"> }</w:t>
       </w:r>
     </w:p>
     <w:p>
@@ -10846,7 +12147,25 @@
           <w:sz w:val="20"/>
           <w:szCs w:val="20"/>
         </w:rPr>
-        <w:t>{ currency_and_amount }</w:t>
+        <w:t xml:space="preserve">{ </w:t>
+      </w:r>
+      <w:proofErr w:type="spellStart"/>
+      <w:r>
+        <w:rPr>
+          <w:bCs/>
+          <w:sz w:val="20"/>
+          <w:szCs w:val="20"/>
+        </w:rPr>
+        <w:t>currency_and_amount</w:t>
+      </w:r>
+      <w:proofErr w:type="spellEnd"/>
+      <w:r>
+        <w:rPr>
+          <w:bCs/>
+          <w:sz w:val="20"/>
+          <w:szCs w:val="20"/>
+        </w:rPr>
+        <w:t xml:space="preserve"> }</w:t>
       </w:r>
     </w:p>
     <w:p>
@@ -10884,7 +12203,25 @@
           <w:sz w:val="20"/>
           <w:szCs w:val="20"/>
         </w:rPr>
-        <w:t>{ currency_and_amount }</w:t>
+        <w:t xml:space="preserve">{ </w:t>
+      </w:r>
+      <w:proofErr w:type="spellStart"/>
+      <w:r>
+        <w:rPr>
+          <w:bCs/>
+          <w:sz w:val="20"/>
+          <w:szCs w:val="20"/>
+        </w:rPr>
+        <w:t>currency_and_amount</w:t>
+      </w:r>
+      <w:proofErr w:type="spellEnd"/>
+      <w:r>
+        <w:rPr>
+          <w:bCs/>
+          <w:sz w:val="20"/>
+          <w:szCs w:val="20"/>
+        </w:rPr>
+        <w:t xml:space="preserve"> }</w:t>
       </w:r>
     </w:p>
     <w:p>
@@ -10932,7 +12269,25 @@
           <w:sz w:val="20"/>
           <w:szCs w:val="20"/>
         </w:rPr>
-        <w:t>{ beneficiary_name }</w:t>
+        <w:t xml:space="preserve">{ </w:t>
+      </w:r>
+      <w:proofErr w:type="spellStart"/>
+      <w:r>
+        <w:rPr>
+          <w:b/>
+          <w:sz w:val="20"/>
+          <w:szCs w:val="20"/>
+        </w:rPr>
+        <w:t>beneficiary_name</w:t>
+      </w:r>
+      <w:proofErr w:type="spellEnd"/>
+      <w:r>
+        <w:rPr>
+          <w:b/>
+          <w:sz w:val="20"/>
+          <w:szCs w:val="20"/>
+        </w:rPr>
+        <w:t xml:space="preserve"> }</w:t>
       </w:r>
       <w:r>
         <w:rPr>
